--- a/GROUP 19 ONLINE COURSE 2 OPTIMIZATION/MATLAB ONLINE OPTIMIZATION COURSE LINKS.docx
+++ b/GROUP 19 ONLINE COURSE 2 OPTIMIZATION/MATLAB ONLINE OPTIMIZATION COURSE LINKS.docx
@@ -292,156 +292,23 @@
           <w:tcPr>
             <w:tcW w:w="3261" w:type="dxa"/>
           </w:tcPr>
-          <w:p/>
+          <w:p>
+            <w:hyperlink r:id="rId6" w:history="1">
+              <w:r>
+                <w:rPr>
+                  <w:rStyle w:val="Hyperlink"/>
+                </w:rPr>
+                <w:t>https://matlabacademy.mathworks.com/progress/share/report.html?id=db58add0-abf0-4ea7-9731-4bc0832bbd44&amp;</w:t>
+              </w:r>
+            </w:hyperlink>
+          </w:p>
         </w:tc>
         <w:tc>
           <w:tcPr>
             <w:tcW w:w="3402" w:type="dxa"/>
           </w:tcPr>
-          <w:p/>
-        </w:tc>
-      </w:tr>
-      <w:tr>
-        <w:tc>
-          <w:tcPr>
-            <w:tcW w:w="1604" w:type="dxa"/>
-          </w:tcPr>
-          <w:p>
-            <w:pPr>
-              <w:rPr>
-                <w:sz w:val="20"/>
-                <w:szCs w:val="20"/>
-              </w:rPr>
-            </w:pPr>
-            <w:r>
-              <w:rPr>
-                <w:sz w:val="20"/>
-                <w:szCs w:val="20"/>
-              </w:rPr>
-              <w:t>KAKULU ALFRED</w:t>
-            </w:r>
-          </w:p>
-        </w:tc>
-        <w:tc>
-          <w:tcPr>
-            <w:tcW w:w="1799" w:type="dxa"/>
-          </w:tcPr>
-          <w:p>
-            <w:pPr>
-              <w:rPr>
-                <w:sz w:val="20"/>
-                <w:szCs w:val="20"/>
-              </w:rPr>
-            </w:pPr>
-            <w:r>
-              <w:rPr>
-                <w:sz w:val="20"/>
-                <w:szCs w:val="20"/>
-              </w:rPr>
-              <w:t>BU/UP/2024/0981</w:t>
-            </w:r>
-          </w:p>
-        </w:tc>
-        <w:tc>
-          <w:tcPr>
-            <w:tcW w:w="992" w:type="dxa"/>
-          </w:tcPr>
-          <w:p>
-            <w:pPr>
-              <w:rPr>
-                <w:sz w:val="20"/>
-                <w:szCs w:val="20"/>
-              </w:rPr>
-            </w:pPr>
-            <w:r>
-              <w:rPr>
-                <w:sz w:val="20"/>
-                <w:szCs w:val="20"/>
-              </w:rPr>
-              <w:t xml:space="preserve">MEB </w:t>
-            </w:r>
-          </w:p>
-        </w:tc>
-        <w:tc>
-          <w:tcPr>
-            <w:tcW w:w="3261" w:type="dxa"/>
-          </w:tcPr>
-          <w:p/>
-        </w:tc>
-        <w:tc>
-          <w:tcPr>
-            <w:tcW w:w="3402" w:type="dxa"/>
-          </w:tcPr>
-          <w:p/>
-        </w:tc>
-      </w:tr>
-      <w:tr>
-        <w:tc>
-          <w:tcPr>
-            <w:tcW w:w="1604" w:type="dxa"/>
-          </w:tcPr>
-          <w:p>
-            <w:pPr>
-              <w:rPr>
-                <w:sz w:val="20"/>
-                <w:szCs w:val="20"/>
-              </w:rPr>
-            </w:pPr>
-            <w:r>
-              <w:rPr>
-                <w:sz w:val="20"/>
-                <w:szCs w:val="20"/>
-              </w:rPr>
-              <w:t>OKORI DARIOUS</w:t>
-            </w:r>
-          </w:p>
-        </w:tc>
-        <w:tc>
-          <w:tcPr>
-            <w:tcW w:w="1799" w:type="dxa"/>
-          </w:tcPr>
-          <w:p>
-            <w:pPr>
-              <w:rPr>
-                <w:sz w:val="20"/>
-                <w:szCs w:val="20"/>
-              </w:rPr>
-            </w:pPr>
-            <w:r>
-              <w:rPr>
-                <w:sz w:val="20"/>
-                <w:szCs w:val="20"/>
-              </w:rPr>
-              <w:t>BU/UP/2024/1061</w:t>
-            </w:r>
-          </w:p>
-        </w:tc>
-        <w:tc>
-          <w:tcPr>
-            <w:tcW w:w="992" w:type="dxa"/>
-          </w:tcPr>
-          <w:p>
-            <w:pPr>
-              <w:rPr>
-                <w:sz w:val="20"/>
-                <w:szCs w:val="20"/>
-              </w:rPr>
-            </w:pPr>
-            <w:r>
-              <w:rPr>
-                <w:sz w:val="20"/>
-                <w:szCs w:val="20"/>
-              </w:rPr>
-              <w:t>WAR</w:t>
-            </w:r>
-          </w:p>
-        </w:tc>
-        <w:tc>
-          <w:tcPr>
-            <w:tcW w:w="3261" w:type="dxa"/>
-          </w:tcPr>
-          <w:p>
-            <w:hyperlink r:id="rId6" w:history="1">
+          <w:p>
+            <w:hyperlink r:id="rId7" w:history="1">
               <w:r>
                 <w:rPr>
                   <w:rStyle w:val="Hyperlink"/>
@@ -452,16 +319,93 @@
                 <w:rPr>
                   <w:rStyle w:val="Hyperlink"/>
                 </w:rPr>
-                <w:t>report</w:t>
+                <w:t>certificate</w:t>
               </w:r>
               <w:r>
                 <w:rPr>
                   <w:rStyle w:val="Hyperlink"/>
                 </w:rPr>
-                <w:t>.html?id=765d810a-5531-4626-b126-a44c3f7e9a9d&amp;</w:t>
+                <w:t>.html?id=db58add0-abf0-4ea7-9731-4bc0832bbd44&amp;</w:t>
               </w:r>
             </w:hyperlink>
           </w:p>
+        </w:tc>
+      </w:tr>
+      <w:tr>
+        <w:tc>
+          <w:tcPr>
+            <w:tcW w:w="1604" w:type="dxa"/>
+          </w:tcPr>
+          <w:p>
+            <w:pPr>
+              <w:rPr>
+                <w:sz w:val="20"/>
+                <w:szCs w:val="20"/>
+              </w:rPr>
+            </w:pPr>
+            <w:r>
+              <w:rPr>
+                <w:sz w:val="20"/>
+                <w:szCs w:val="20"/>
+              </w:rPr>
+              <w:t>KAKULU ALFRED</w:t>
+            </w:r>
+          </w:p>
+        </w:tc>
+        <w:tc>
+          <w:tcPr>
+            <w:tcW w:w="1799" w:type="dxa"/>
+          </w:tcPr>
+          <w:p>
+            <w:pPr>
+              <w:rPr>
+                <w:sz w:val="20"/>
+                <w:szCs w:val="20"/>
+              </w:rPr>
+            </w:pPr>
+            <w:r>
+              <w:rPr>
+                <w:sz w:val="20"/>
+                <w:szCs w:val="20"/>
+              </w:rPr>
+              <w:t>BU/UP/2024/0981</w:t>
+            </w:r>
+          </w:p>
+        </w:tc>
+        <w:tc>
+          <w:tcPr>
+            <w:tcW w:w="992" w:type="dxa"/>
+          </w:tcPr>
+          <w:p>
+            <w:pPr>
+              <w:rPr>
+                <w:sz w:val="20"/>
+                <w:szCs w:val="20"/>
+              </w:rPr>
+            </w:pPr>
+            <w:r>
+              <w:rPr>
+                <w:sz w:val="20"/>
+                <w:szCs w:val="20"/>
+              </w:rPr>
+              <w:t xml:space="preserve">MEB </w:t>
+            </w:r>
+          </w:p>
+        </w:tc>
+        <w:tc>
+          <w:tcPr>
+            <w:tcW w:w="3261" w:type="dxa"/>
+          </w:tcPr>
+          <w:p>
+            <w:hyperlink r:id="rId8" w:history="1">
+              <w:r>
+                <w:rPr>
+                  <w:rStyle w:val="Hyperlink"/>
+                </w:rPr>
+                <w:t>https://matlabacademy.mathworks.com/progress/share/report.html?id=f7bff731-3aa2-4260-accc-e8765653f86f&amp;</w:t>
+              </w:r>
+            </w:hyperlink>
+          </w:p>
           <w:p/>
         </w:tc>
         <w:tc>
@@ -469,7 +413,101 @@
             <w:tcW w:w="3402" w:type="dxa"/>
           </w:tcPr>
           <w:p>
-            <w:hyperlink r:id="rId7" w:history="1">
+            <w:hyperlink r:id="rId9" w:history="1">
+              <w:r>
+                <w:rPr>
+                  <w:rStyle w:val="Hyperlink"/>
+                </w:rPr>
+                <w:t>https://matlabacademy.mathworks.com/progress/share/certificate.html?id=f7bff731-3aa2-4260-accc-e8765653f86f&amp;</w:t>
+              </w:r>
+            </w:hyperlink>
+          </w:p>
+          <w:p/>
+        </w:tc>
+      </w:tr>
+      <w:tr>
+        <w:tc>
+          <w:tcPr>
+            <w:tcW w:w="1604" w:type="dxa"/>
+          </w:tcPr>
+          <w:p>
+            <w:pPr>
+              <w:rPr>
+                <w:sz w:val="20"/>
+                <w:szCs w:val="20"/>
+              </w:rPr>
+            </w:pPr>
+            <w:r>
+              <w:rPr>
+                <w:sz w:val="20"/>
+                <w:szCs w:val="20"/>
+              </w:rPr>
+              <w:t>OKORI DARIOUS</w:t>
+            </w:r>
+          </w:p>
+        </w:tc>
+        <w:tc>
+          <w:tcPr>
+            <w:tcW w:w="1799" w:type="dxa"/>
+          </w:tcPr>
+          <w:p>
+            <w:pPr>
+              <w:rPr>
+                <w:sz w:val="20"/>
+                <w:szCs w:val="20"/>
+              </w:rPr>
+            </w:pPr>
+            <w:r>
+              <w:rPr>
+                <w:sz w:val="20"/>
+                <w:szCs w:val="20"/>
+              </w:rPr>
+              <w:t>BU/UP/2024/1061</w:t>
+            </w:r>
+          </w:p>
+        </w:tc>
+        <w:tc>
+          <w:tcPr>
+            <w:tcW w:w="992" w:type="dxa"/>
+          </w:tcPr>
+          <w:p>
+            <w:pPr>
+              <w:rPr>
+                <w:sz w:val="20"/>
+                <w:szCs w:val="20"/>
+              </w:rPr>
+            </w:pPr>
+            <w:r>
+              <w:rPr>
+                <w:sz w:val="20"/>
+                <w:szCs w:val="20"/>
+              </w:rPr>
+              <w:t>WAR</w:t>
+            </w:r>
+          </w:p>
+        </w:tc>
+        <w:tc>
+          <w:tcPr>
+            <w:tcW w:w="3261" w:type="dxa"/>
+          </w:tcPr>
+          <w:p>
+            <w:hyperlink r:id="rId10" w:history="1">
+              <w:r>
+                <w:rPr>
+                  <w:rStyle w:val="Hyperlink"/>
+                </w:rPr>
+                <w:t>https://matlabacademy.mathworks.com/progress/share/report.html?id=765d810a-5531-4626-b126-a44c3f7e9a9d&amp;</w:t>
+              </w:r>
+            </w:hyperlink>
+          </w:p>
+          <w:p/>
+        </w:tc>
+        <w:tc>
+          <w:tcPr>
+            <w:tcW w:w="3402" w:type="dxa"/>
+          </w:tcPr>
+          <w:p>
+            <w:hyperlink r:id="rId11" w:history="1">
               <w:r>
                 <w:rPr>
                   <w:rStyle w:val="Hyperlink"/>
@@ -698,7 +736,7 @@
             <w:tcW w:w="3261" w:type="dxa"/>
           </w:tcPr>
           <w:p>
-            <w:hyperlink r:id="rId8" w:history="1">
+            <w:hyperlink r:id="rId12" w:history="1">
               <w:r>
                 <w:rPr>
                   <w:rStyle w:val="Hyperlink"/>
@@ -713,7 +751,7 @@
             <w:tcW w:w="3402" w:type="dxa"/>
           </w:tcPr>
           <w:p>
-            <w:hyperlink r:id="rId9" w:history="1">
+            <w:hyperlink r:id="rId13" w:history="1">
               <w:r>
                 <w:rPr>
                   <w:rStyle w:val="Hyperlink"/>
@@ -796,7 +834,7 @@
                 <w:szCs w:val="20"/>
               </w:rPr>
             </w:pPr>
-            <w:hyperlink r:id="rId10" w:history="1">
+            <w:hyperlink r:id="rId14" w:history="1">
               <w:r>
                 <w:rPr>
                   <w:rStyle w:val="Hyperlink"/>
@@ -819,123 +857,121 @@
                 <w:szCs w:val="20"/>
               </w:rPr>
             </w:pPr>
-            <w:hyperlink r:id="rId11" w:history="1">
+            <w:hyperlink r:id="rId15" w:history="1">
               <w:r>
                 <w:rPr>
                   <w:rStyle w:val="Hyperlink"/>
                   <w:sz w:val="20"/>
                   <w:szCs w:val="20"/>
                 </w:rPr>
-                <w:t>https://matlabacademy.mathworks.com/progress</w:t>
+                <w:t>https://matlabacademy.mathworks.com/progress/share/certificate.html?id=69697129-bdcb-4fa1-a868-14b633f576c8&amp;</w:t>
+              </w:r>
+            </w:hyperlink>
+          </w:p>
+        </w:tc>
+      </w:tr>
+      <w:tr>
+        <w:tc>
+          <w:tcPr>
+            <w:tcW w:w="1604" w:type="dxa"/>
+          </w:tcPr>
+          <w:p>
+            <w:pPr>
+              <w:rPr>
+                <w:sz w:val="20"/>
+                <w:szCs w:val="20"/>
+              </w:rPr>
+            </w:pPr>
+            <w:r>
+              <w:rPr>
+                <w:sz w:val="20"/>
+                <w:szCs w:val="20"/>
+              </w:rPr>
+              <w:t>OKWI NICHOLAS</w:t>
+            </w:r>
+          </w:p>
+        </w:tc>
+        <w:tc>
+          <w:tcPr>
+            <w:tcW w:w="1799" w:type="dxa"/>
+          </w:tcPr>
+          <w:p>
+            <w:pPr>
+              <w:rPr>
+                <w:sz w:val="20"/>
+                <w:szCs w:val="20"/>
+              </w:rPr>
+            </w:pPr>
+            <w:r>
+              <w:rPr>
+                <w:sz w:val="20"/>
+                <w:szCs w:val="20"/>
+              </w:rPr>
+              <w:t>BU/UP/2024/4457</w:t>
+            </w:r>
+          </w:p>
+        </w:tc>
+        <w:tc>
+          <w:tcPr>
+            <w:tcW w:w="992" w:type="dxa"/>
+          </w:tcPr>
+          <w:p>
+            <w:pPr>
+              <w:rPr>
+                <w:sz w:val="20"/>
+                <w:szCs w:val="20"/>
+              </w:rPr>
+            </w:pPr>
+            <w:r>
+              <w:rPr>
+                <w:sz w:val="20"/>
+                <w:szCs w:val="20"/>
+              </w:rPr>
+              <w:t>WAR</w:t>
+            </w:r>
+          </w:p>
+        </w:tc>
+        <w:tc>
+          <w:tcPr>
+            <w:tcW w:w="3261" w:type="dxa"/>
+          </w:tcPr>
+          <w:p>
+            <w:hyperlink r:id="rId16" w:history="1">
+              <w:r>
+                <w:rPr>
+                  <w:rStyle w:val="Hyperlink"/>
+                </w:rPr>
+                <w:t>https://matlabacademy.mathworks.com/progress/share/report.html?id=2fc02e26-10a9-4d23-b40b-58e25db608e0&amp;</w:t>
+              </w:r>
+            </w:hyperlink>
+          </w:p>
+        </w:tc>
+        <w:tc>
+          <w:tcPr>
+            <w:tcW w:w="3402" w:type="dxa"/>
+          </w:tcPr>
+          <w:p>
+            <w:hyperlink r:id="rId17" w:history="1">
+              <w:r>
+                <w:rPr>
+                  <w:rStyle w:val="Hyperlink"/>
+                </w:rPr>
+                <w:t>https://matlabacademy.mathworks.com/progress/share/</w:t>
               </w:r>
               <w:r>
                 <w:rPr>
                   <w:rStyle w:val="Hyperlink"/>
-                  <w:sz w:val="20"/>
-                  <w:szCs w:val="20"/>
-                </w:rPr>
-                <w:t>/</w:t>
-              </w:r>
-              <w:r>
-                <w:rPr>
-                  <w:rStyle w:val="Hyperlink"/>
-                  <w:sz w:val="20"/>
-                  <w:szCs w:val="20"/>
-                </w:rPr>
-                <w:t>share/</w:t>
-              </w:r>
-              <w:r>
-                <w:rPr>
-                  <w:rStyle w:val="Hyperlink"/>
-                  <w:sz w:val="20"/>
-                  <w:szCs w:val="20"/>
                 </w:rPr>
                 <w:t>certificate</w:t>
               </w:r>
               <w:r>
                 <w:rPr>
                   <w:rStyle w:val="Hyperlink"/>
-                  <w:sz w:val="20"/>
-                  <w:szCs w:val="20"/>
                 </w:rPr>
-                <w:t>.html?id=69697129-bdcb-4fa1-a868-14b633f576c8&amp;</w:t>
+                <w:t>.html?id=2fc02e26-10a9-4d23-b40b-58e25db608e0&amp;</w:t>
               </w:r>
             </w:hyperlink>
           </w:p>
-        </w:tc>
-      </w:tr>
-      <w:tr>
-        <w:tc>
-          <w:tcPr>
-            <w:tcW w:w="1604" w:type="dxa"/>
-          </w:tcPr>
-          <w:p>
-            <w:pPr>
-              <w:rPr>
-                <w:sz w:val="20"/>
-                <w:szCs w:val="20"/>
-              </w:rPr>
-            </w:pPr>
-            <w:r>
-              <w:rPr>
-                <w:sz w:val="20"/>
-                <w:szCs w:val="20"/>
-              </w:rPr>
-              <w:t>OKWI NICHOLAS</w:t>
-            </w:r>
-          </w:p>
-        </w:tc>
-        <w:tc>
-          <w:tcPr>
-            <w:tcW w:w="1799" w:type="dxa"/>
-          </w:tcPr>
-          <w:p>
-            <w:pPr>
-              <w:rPr>
-                <w:sz w:val="20"/>
-                <w:szCs w:val="20"/>
-              </w:rPr>
-            </w:pPr>
-            <w:r>
-              <w:rPr>
-                <w:sz w:val="20"/>
-                <w:szCs w:val="20"/>
-              </w:rPr>
-              <w:t>BU/UP/2024/4457</w:t>
-            </w:r>
-          </w:p>
-        </w:tc>
-        <w:tc>
-          <w:tcPr>
-            <w:tcW w:w="992" w:type="dxa"/>
-          </w:tcPr>
-          <w:p>
-            <w:pPr>
-              <w:rPr>
-                <w:sz w:val="20"/>
-                <w:szCs w:val="20"/>
-              </w:rPr>
-            </w:pPr>
-            <w:r>
-              <w:rPr>
-                <w:sz w:val="20"/>
-                <w:szCs w:val="20"/>
-              </w:rPr>
-              <w:t>WAR</w:t>
-            </w:r>
-          </w:p>
-        </w:tc>
-        <w:tc>
-          <w:tcPr>
-            <w:tcW w:w="3261" w:type="dxa"/>
-          </w:tcPr>
-          <w:p/>
-        </w:tc>
-        <w:tc>
-          <w:tcPr>
-            <w:tcW w:w="3402" w:type="dxa"/>
-          </w:tcPr>
-          <w:p/>
         </w:tc>
       </w:tr>
     </w:tbl>
